--- a/proposal/chuangzhihui-single-event-ops-framework.docx
+++ b/proposal/chuangzhihui-single-event-ops-framework.docx
@@ -642,7 +642,7 @@
     </w:p>
     <w:p>
       <w:r>
-        <w:t>人数：每场≤30人；负责人占比适度承兑约50%（非100%）。</w:t>
+        <w:t>人数：每场≤30人；负责人占比≤30%。</w:t>
       </w:r>
     </w:p>
     <w:p>
